--- a/examples/academic-paper/example.docx
+++ b/examples/academic-paper/example.docx
@@ -48,11 +48,28 @@
     </w:p>
     <w:p>
       <w:r>
-        <w:t>**Abstract**</w:t>
+        <w:rPr>
+          <w:b/>
+        </w:rPr>
+        <w:t>Abstract</w:t>
+      </w:r>
+      <w:r>
         <w:br/>
-        <w:t>This paper presents a lightweight approach to converting Markdown technical documents into professionally formatted Word files. We evaluate a pandoc-based pipeline with custom normalization and reference templates. Results show that automated compilation reduces manual formatting time by 85% while preserving document structure.</w:t>
+      </w:r>
+      <w:r>
+        <w:t>This paper presents a lightweight approach to converting Markdown technical documents into professionally formatted Word files. We evaluate a Document AST pipeline with custom normalization and reference templates. Results show that automated compilation reduces manual formatting time by 85% while preserving document structure.</w:t>
+      </w:r>
+      <w:r>
         <w:br/>
-        <w:t>**Keywords:** document compilation, Markdown, DOCX, pandoc, technical writing</w:t>
+      </w:r>
+      <w:r>
+        <w:rPr>
+          <w:b/>
+        </w:rPr>
+        <w:t>Keywords:</w:t>
+      </w:r>
+      <w:r>
+        <w:t xml:space="preserve"> document compilation, Markdown, DOCX, technical writing</w:t>
       </w:r>
     </w:p>
     <w:p>
@@ -99,7 +116,7 @@
         </w:numPr>
       </w:pPr>
       <w:r>
-        <w:t>Pandoc (MacFarlane, 2006–present) — universal document converter</w:t>
+        <w:t>Pandoc (MacFarlane, 2006–present) — universal document converter (external baseline)</w:t>
       </w:r>
     </w:p>
     <w:p>
@@ -135,7 +152,7 @@
         </w:numPr>
       </w:pPr>
       <w:r>
-        <w:t>Commercial tools (Pandoc Pro, Typora export) — limited automation</w:t>
+        <w:t>Native AST compilers — structured parse → render pipelines (this work)</w:t>
       </w:r>
     </w:p>
     <w:p>
@@ -174,7 +191,13 @@
         </w:numPr>
       </w:pPr>
       <w:r>
-        <w:t>**Normalization** — deterministic text transforms</w:t>
+        <w:rPr>
+          <w:b/>
+        </w:rPr>
+        <w:t>Normalization</w:t>
+      </w:r>
+      <w:r>
+        <w:t xml:space="preserve"> — deterministic text transforms</w:t>
       </w:r>
     </w:p>
     <w:p>
@@ -186,7 +209,20 @@
         </w:numPr>
       </w:pPr>
       <w:r>
-        <w:t>**Asset resolution** — images, optional diagram rendering</w:t>
+        <w:rPr>
+          <w:b/>
+        </w:rPr>
+        <w:t>Asset resolution</w:t>
+      </w:r>
+      <w:r>
+        <w:t xml:space="preserve"> — images, optional Mermaid rendering via </w:t>
+      </w:r>
+      <w:r>
+        <w:rPr>
+          <w:rFonts w:ascii="Consolas" w:hAnsi="Consolas"/>
+          <w:sz w:val="18"/>
+        </w:rPr>
+        <w:t>mmdc</w:t>
       </w:r>
     </w:p>
     <w:p>
@@ -198,7 +234,13 @@
         </w:numPr>
       </w:pPr>
       <w:r>
-        <w:t>**Pandoc conversion** — GFM input, DOCX output with reference template</w:t>
+        <w:rPr>
+          <w:b/>
+        </w:rPr>
+        <w:t>Native render</w:t>
+      </w:r>
+      <w:r>
+        <w:t xml:space="preserve"> — Document AST → DOCX with reference template</w:t>
       </w:r>
     </w:p>
     <w:p>
@@ -457,7 +499,13 @@
         </w:numPr>
       </w:pPr>
       <w:r>
-        <w:t>**Fidelity score** — manual review of 20 structural elements per document</w:t>
+        <w:rPr>
+          <w:b/>
+        </w:rPr>
+        <w:t>Fidelity score</w:t>
+      </w:r>
+      <w:r>
+        <w:t xml:space="preserve"> — manual review of 20 structural elements per document</w:t>
       </w:r>
     </w:p>
     <w:p>
@@ -469,7 +517,13 @@
         </w:numPr>
       </w:pPr>
       <w:r>
-        <w:t>**Time saved** — minutes of manual formatting avoided</w:t>
+        <w:rPr>
+          <w:b/>
+        </w:rPr>
+        <w:t>Time saved</w:t>
+      </w:r>
+      <w:r>
+        <w:t xml:space="preserve"> — minutes of manual formatting avoided</w:t>
       </w:r>
     </w:p>
     <w:p>
@@ -481,7 +535,13 @@
         </w:numPr>
       </w:pPr>
       <w:r>
-        <w:t>**Error rate** — broken tables, missing code styles, font issues</w:t>
+        <w:rPr>
+          <w:b/>
+        </w:rPr>
+        <w:t>Error rate</w:t>
+      </w:r>
+      <w:r>
+        <w:t xml:space="preserve"> — broken tables, missing code styles, font issues</w:t>
       </w:r>
     </w:p>
     <w:p>
@@ -788,7 +848,11 @@
     <w:p>
       <w:r>
         <w:t>The normalization layer contributes most to fidelity gains. Tables with inconsistent column alignment are the primary failure mode when normalization is skipped.</w:t>
+      </w:r>
+      <w:r>
         <w:br/>
+      </w:r>
+      <w:r>
         <w:t>Limitations include:</w:t>
       </w:r>
     </w:p>
@@ -801,19 +865,17 @@
         </w:numPr>
       </w:pPr>
       <w:r>
-        <w:t>No native math (OMML) support in v0.1</w:t>
+        <w:t xml:space="preserve">Mermaid diagrams require external </w:t>
       </w:r>
-    </w:p>
-    <w:p>
-      <w:pPr>
-        <w:pStyle w:val="ListBullet"/>
-        <w:numPr>
-          <w:ilvl w:val="0"/>
-          <w:numId w:val="2"/>
-        </w:numPr>
-      </w:pPr>
       <w:r>
-        <w:t>Mermaid diagrams require external `mmdc` binary</w:t>
+        <w:rPr>
+          <w:rFonts w:ascii="Consolas" w:hAnsi="Consolas"/>
+          <w:sz w:val="18"/>
+        </w:rPr>
+        <w:t>mmdc</w:t>
+      </w:r>
+      <w:r>
+        <w:t xml:space="preserve"> binary (optional; not required for CI smoke)</w:t>
       </w:r>
     </w:p>
     <w:p>
@@ -841,7 +903,7 @@
     </w:p>
     <w:p>
       <w:r>
-        <w:t>A compiler-style Markdown-to-DOCX pipeline is practical for technical teams. Future work will introduce a Document AST to reduce pandoc coupling and enable template presets.</w:t>
+        <w:t>A compiler-style Markdown-to-DOCX pipeline is practical for technical teams. Future work will expand template presets and plugin hooks.</w:t>
       </w:r>
     </w:p>
     <w:p>
@@ -864,7 +926,16 @@
         </w:numPr>
       </w:pPr>
       <w:r>
-        <w:t>MacFarlane, J. (2024). *Pandoc User's Guide*.</w:t>
+        <w:t xml:space="preserve">MacFarlane, J. (2024). </w:t>
+      </w:r>
+      <w:r>
+        <w:rPr>
+          <w:i/>
+        </w:rPr>
+        <w:t>Pandoc User's Guide</w:t>
+      </w:r>
+      <w:r>
+        <w:t>.</w:t>
       </w:r>
     </w:p>
     <w:p>
@@ -876,7 +947,16 @@
         </w:numPr>
       </w:pPr>
       <w:r>
-        <w:t>Gruber, J. (2004). *Markdown: Syntax Documentation*.</w:t>
+        <w:t xml:space="preserve">Gruber, J. (2004). </w:t>
+      </w:r>
+      <w:r>
+        <w:rPr>
+          <w:i/>
+        </w:rPr>
+        <w:t>Markdown: Syntax Documentation</w:t>
+      </w:r>
+      <w:r>
+        <w:t>.</w:t>
       </w:r>
     </w:p>
     <w:p>
@@ -888,7 +968,16 @@
         </w:numPr>
       </w:pPr>
       <w:r>
-        <w:t>ISO/IEC 29500. *Office Open XML File Formats*.</w:t>
+        <w:t xml:space="preserve">ISO/IEC 29500. </w:t>
+      </w:r>
+      <w:r>
+        <w:rPr>
+          <w:i/>
+        </w:rPr>
+        <w:t>Office Open XML File Formats</w:t>
+      </w:r>
+      <w:r>
+        <w:t>.</w:t>
       </w:r>
     </w:p>
     <w:sectPr>
